--- a/ChangeList/28.04.26.docx
+++ b/ChangeList/28.04.26.docx
@@ -50,6 +50,53 @@
       </w:r>
       <w:r>
         <w:t>20 Мая 2026</w:t>
+      </w:r>
+    </w:p>
+    <w:p/>
+    <w:p>
+      <w:pPr>
+        <w:rPr>
+          <w:b/>
+        </w:rPr>
+      </w:pPr>
+      <w:r>
+        <w:rPr>
+          <w:b/>
+          <w:lang w:val="en-US"/>
+        </w:rPr>
+        <w:t>(</w:t>
+      </w:r>
+      <w:r>
+        <w:rPr>
+          <w:b/>
+        </w:rPr>
+        <w:t>Всего</w:t>
+      </w:r>
+      <w:r>
+        <w:rPr>
+          <w:b/>
+          <w:lang w:val="en-US"/>
+        </w:rPr>
+        <w:t xml:space="preserve">: </w:t>
+      </w:r>
+      <w:r>
+        <w:rPr>
+          <w:b/>
+        </w:rPr>
+        <w:t>4) (Всего</w:t>
+      </w:r>
+      <w:r>
+        <w:rPr>
+          <w:b/>
+          <w:lang w:val="en-US"/>
+        </w:rPr>
+        <w:t xml:space="preserve">: </w:t>
+      </w:r>
+      <w:r>
+        <w:rPr>
+          <w:b/>
+        </w:rPr>
+        <w:t>31+4=35)</w:t>
       </w:r>
       <w:bookmarkStart w:id="0" w:name="_GoBack"/>
       <w:bookmarkEnd w:id="0"/>
